--- a/Relatórios/5. Realidade Virtual/Características de Realidade Virtual.docx
+++ b/Relatórios/5. Realidade Virtual/Características de Realidade Virtual.docx
@@ -14,24 +14,172 @@
           <w:b/>
           <w:bCs/>
         </w:rPr>
-        <w:t>Caracter</w:t>
-      </w:r>
-      <w:r>
+        <w:t>Características de Realidade Virtual</w:t>
+      </w:r>
+    </w:p>
+    <w:p>
+      <w:pPr>
+        <w:rPr>
+          <w:lang w:val="pt-BR"/>
+        </w:rPr>
+      </w:pPr>
+      <w:r>
+        <w:rPr>
+          <w:lang w:val="pt-BR"/>
+        </w:rPr>
+        <w:t>A Realidade Virtual (RV) é um ambiente</w:t>
+      </w:r>
+      <w:r>
+        <w:rPr>
+          <w:lang w:val="pt-BR"/>
+        </w:rPr>
+        <w:t xml:space="preserve">, </w:t>
+      </w:r>
+      <w:r>
+        <w:rPr>
+          <w:lang w:val="pt-BR"/>
+        </w:rPr>
+        <w:t>gerado por meio de um computador</w:t>
+      </w:r>
+      <w:r>
+        <w:rPr>
+          <w:lang w:val="pt-BR"/>
+        </w:rPr>
+        <w:t>,</w:t>
+      </w:r>
+      <w:r>
+        <w:rPr>
+          <w:lang w:val="pt-BR"/>
+        </w:rPr>
+        <w:t xml:space="preserve"> com cenas e objetos que parecem reais, fazendo com que os usuários se sintam imersos nessa realidade. Esse ambiente é percebido através de óculos ou capacete de Realidade Virtual. A RV permite </w:t>
+      </w:r>
+      <w:r>
+        <w:rPr>
+          <w:lang w:val="pt-BR"/>
+        </w:rPr>
+        <w:t xml:space="preserve">nos </w:t>
+      </w:r>
+      <w:r>
+        <w:rPr>
+          <w:lang w:val="pt-BR"/>
+        </w:rPr>
+        <w:t xml:space="preserve">mergulhar em videogames como se fôssemos </w:t>
+      </w:r>
+      <w:r>
+        <w:rPr>
+          <w:lang w:val="pt-BR"/>
+        </w:rPr>
+        <w:t>a</w:t>
+      </w:r>
+      <w:r>
+        <w:rPr>
+          <w:lang w:val="pt-BR"/>
+        </w:rPr>
+        <w:t>s personagens, aprender a fazer cirurgias cardíacas ou aprender a melhorar a qualidade de um treinamento esportivo para maximizar o desempenho.</w:t>
+      </w:r>
+    </w:p>
+    <w:p>
+      <w:pPr>
+        <w:rPr>
+          <w:lang w:val="en-GB"/>
+        </w:rPr>
+      </w:pPr>
+      <w:r>
+        <w:rPr>
+          <w:lang w:val="en-GB"/>
+        </w:rPr>
+        <w:t xml:space="preserve">(ref: </w:t>
+      </w:r>
+      <w:hyperlink r:id="rId4" w:history="1">
+        <w:r>
+          <w:rPr>
+            <w:rStyle w:val="Hyperlink"/>
+            <w:lang w:val="en-GB"/>
+          </w:rPr>
+          <w:t>https://www.iberdrola.com/inovacao/realidade-virtual</w:t>
+        </w:r>
+      </w:hyperlink>
+      <w:r>
+        <w:rPr>
+          <w:lang w:val="en-GB"/>
+        </w:rPr>
+        <w:t xml:space="preserve"> )</w:t>
+      </w:r>
+    </w:p>
+    <w:p>
+      <w:pPr>
+        <w:rPr>
+          <w:lang w:val="pt-BR"/>
+        </w:rPr>
+      </w:pPr>
+      <w:r>
+        <w:rPr>
+          <w:lang w:val="pt-BR"/>
+        </w:rPr>
+        <w:t>Com isto o objetivo é</w:t>
+      </w:r>
+      <w:r>
+        <w:rPr>
+          <w:lang w:val="pt-BR"/>
+        </w:rPr>
+        <w:t xml:space="preserve"> levar o utilizador a um ambiente simulado e completamente diferente do que o rodeia. Esta é uma experiencia emersiva, pois leva o utilizador a se sentir dentro do ambiente. Para conseguir esta imersão é preciso a utilização de um Head-Mounted Display, que é um ecrã usado na cabeça ao nivel dos olhos. De realçar que o HMD tapa a visão periferica ajudando na imersão.</w:t>
+      </w:r>
+    </w:p>
+    <w:p>
+      <w:pPr>
+        <w:rPr>
+          <w:lang w:val="en-GB"/>
+        </w:rPr>
+      </w:pPr>
+      <w:r>
+        <w:rPr>
+          <w:lang w:val="en-GB"/>
+        </w:rPr>
+        <w:t>(ref:</w:t>
+      </w:r>
+      <w:r>
+        <w:rPr>
+          <w:lang w:val="en-GB"/>
+        </w:rPr>
+        <w:t xml:space="preserve"> </w:t>
+      </w:r>
+      <w:hyperlink r:id="rId5" w:history="1">
+        <w:r>
+          <w:rPr>
+            <w:rStyle w:val="Hyperlink"/>
+            <w:lang w:val="en-GB"/>
+          </w:rPr>
+          <w:t>https://web.tecnico.ulisboa.pt/ist182015/cmul/index.html</w:t>
+        </w:r>
+      </w:hyperlink>
+      <w:r>
+        <w:rPr>
+          <w:lang w:val="en-GB"/>
+        </w:rPr>
+        <w:t xml:space="preserve"> </w:t>
+      </w:r>
+      <w:r>
+        <w:rPr>
+          <w:lang w:val="en-GB"/>
+        </w:rPr>
+        <w:t>)</w:t>
+      </w:r>
+    </w:p>
+    <w:p>
+      <w:pPr>
         <w:rPr>
           <w:b/>
           <w:bCs/>
         </w:rPr>
-        <w:t>í</w:t>
-      </w:r>
+      </w:pPr>
       <w:r>
         <w:rPr>
           <w:b/>
           <w:bCs/>
         </w:rPr>
-        <w:t>sticas de Realidade Virtual</w:t>
-      </w:r>
-    </w:p>
-    <w:p/>
+        <w:t>Conceitos de Degrees of Freedom (DoF), Imersividade e Metaverso</w:t>
+      </w:r>
+    </w:p>
     <w:p>
       <w:pPr>
         <w:rPr>
@@ -44,104 +192,395 @@
           <w:b/>
           <w:bCs/>
         </w:rPr>
-        <w:t xml:space="preserve">Conceitos de </w:t>
-      </w:r>
-      <w:proofErr w:type="spellStart"/>
-      <w:r>
+        <w:t>DoF</w:t>
+      </w:r>
+    </w:p>
+    <w:p>
+      <w:pPr>
+        <w:rPr>
+          <w:lang w:val="pt-BR"/>
+        </w:rPr>
+      </w:pPr>
+      <w:r>
+        <w:rPr>
+          <w:lang w:val="pt-BR"/>
+        </w:rPr>
+        <w:t>Existe 6 degrees of freedom na tecnolog</w:t>
+      </w:r>
+      <w:r>
+        <w:rPr>
+          <w:lang w:val="pt-BR"/>
+        </w:rPr>
+        <w:t>ia VR que corresponde a todos os movimentos possiveis de um objeto:</w:t>
+      </w:r>
+    </w:p>
+    <w:p>
+      <w:pPr>
+        <w:rPr>
+          <w:lang w:val="pt-BR"/>
+        </w:rPr>
+      </w:pPr>
+      <w:r>
+        <w:rPr>
+          <w:lang w:val="pt-BR"/>
+        </w:rPr>
+        <w:t>3 rotações de movimento no eixo x, y e z.</w:t>
+      </w:r>
+    </w:p>
+    <w:p>
+      <w:pPr>
+        <w:rPr>
+          <w:lang w:val="pt-BR"/>
+        </w:rPr>
+      </w:pPr>
+      <w:r>
+        <w:rPr>
+          <w:lang w:val="pt-BR"/>
+        </w:rPr>
+        <w:t xml:space="preserve">3 translações de movimento ou seja o mesmo pode andar para a frente e tras, cima ou baixo e esquerda ou direita.  </w:t>
+      </w:r>
+    </w:p>
+    <w:p>
+      <w:pPr>
+        <w:rPr>
+          <w:lang w:val="pt-BR"/>
+        </w:rPr>
+      </w:pPr>
+      <w:r>
+        <w:rPr>
+          <w:lang w:val="pt-BR"/>
+        </w:rPr>
+        <w:t>O DoF é a liberdade que o humano tem ao usar o VR no ambiente em que se encontra.</w:t>
+      </w:r>
+    </w:p>
+    <w:p>
+      <w:pPr>
+        <w:rPr>
+          <w:lang w:val="pt-BR"/>
+        </w:rPr>
+      </w:pPr>
+      <w:r>
+        <w:rPr>
+          <w:noProof/>
+          <w:lang w:val="pt-BR"/>
+        </w:rPr>
+        <w:lastRenderedPageBreak/>
+        <w:drawing>
+          <wp:inline distT="0" distB="0" distL="0" distR="0" wp14:anchorId="13E47F42" wp14:editId="1EB74769">
+            <wp:extent cx="5724525" cy="3124200"/>
+            <wp:effectExtent l="0" t="0" r="9525" b="0"/>
+            <wp:docPr id="1159460265" name="Picture 1"/>
+            <wp:cNvGraphicFramePr>
+              <a:graphicFrameLocks xmlns:a="http://schemas.openxmlformats.org/drawingml/2006/main" noChangeAspect="1"/>
+            </wp:cNvGraphicFramePr>
+            <a:graphic xmlns:a="http://schemas.openxmlformats.org/drawingml/2006/main">
+              <a:graphicData uri="http://schemas.openxmlformats.org/drawingml/2006/picture">
+                <pic:pic xmlns:pic="http://schemas.openxmlformats.org/drawingml/2006/picture">
+                  <pic:nvPicPr>
+                    <pic:cNvPr id="0" name="Picture 1"/>
+                    <pic:cNvPicPr>
+                      <a:picLocks noChangeAspect="1" noChangeArrowheads="1"/>
+                    </pic:cNvPicPr>
+                  </pic:nvPicPr>
+                  <pic:blipFill>
+                    <a:blip r:embed="rId6">
+                      <a:extLst>
+                        <a:ext uri="{28A0092B-C50C-407E-A947-70E740481C1C}">
+                          <a14:useLocalDpi xmlns:a14="http://schemas.microsoft.com/office/drawing/2010/main" val="0"/>
+                        </a:ext>
+                      </a:extLst>
+                    </a:blip>
+                    <a:srcRect/>
+                    <a:stretch>
+                      <a:fillRect/>
+                    </a:stretch>
+                  </pic:blipFill>
+                  <pic:spPr bwMode="auto">
+                    <a:xfrm>
+                      <a:off x="0" y="0"/>
+                      <a:ext cx="5724525" cy="3124200"/>
+                    </a:xfrm>
+                    <a:prstGeom prst="rect">
+                      <a:avLst/>
+                    </a:prstGeom>
+                    <a:noFill/>
+                    <a:ln>
+                      <a:noFill/>
+                    </a:ln>
+                  </pic:spPr>
+                </pic:pic>
+              </a:graphicData>
+            </a:graphic>
+          </wp:inline>
+        </w:drawing>
+      </w:r>
+    </w:p>
+    <w:p>
+      <w:pPr>
+        <w:rPr>
+          <w:lang w:val="en-GB"/>
+        </w:rPr>
+      </w:pPr>
+      <w:r>
+        <w:rPr>
+          <w:lang w:val="en-GB"/>
+        </w:rPr>
+        <w:t xml:space="preserve">(ref: </w:t>
+      </w:r>
+      <w:hyperlink r:id="rId7" w:history="1">
+        <w:r>
+          <w:rPr>
+            <w:rStyle w:val="Hyperlink"/>
+            <w:lang w:val="en-GB"/>
+          </w:rPr>
+          <w:t>https://virtualspeech.com/blog/degrees-of-freedom-vr</w:t>
+        </w:r>
+      </w:hyperlink>
+      <w:r>
+        <w:rPr>
+          <w:lang w:val="en-GB"/>
+        </w:rPr>
+        <w:t xml:space="preserve"> )</w:t>
+      </w:r>
+    </w:p>
+    <w:p>
+      <w:pPr>
         <w:rPr>
           <w:b/>
           <w:bCs/>
         </w:rPr>
-        <w:t>Degrees</w:t>
-      </w:r>
-      <w:proofErr w:type="spellEnd"/>
+      </w:pPr>
       <w:r>
         <w:rPr>
           <w:b/>
           <w:bCs/>
         </w:rPr>
-        <w:t xml:space="preserve"> </w:t>
-      </w:r>
-      <w:proofErr w:type="spellStart"/>
-      <w:r>
+        <w:t>Imersividade</w:t>
+      </w:r>
+    </w:p>
+    <w:p>
+      <w:r>
+        <w:t xml:space="preserve">A imersividade em VR consiste em simular ao máximo o ambiente virtual para os sentidos humanos sentirem o mesmo como um mundo “real”. A mesma pode ser ainda mais imersiva com wearables como óculos, capacetes, fones de ouvido e luvas. (ref: </w:t>
+      </w:r>
+      <w:hyperlink r:id="rId8" w:history="1">
+        <w:r>
+          <w:rPr>
+            <w:rStyle w:val="Hyperlink"/>
+          </w:rPr>
+          <w:t>https://fia.com.br/blog/realidade-imersiva/</w:t>
+        </w:r>
+      </w:hyperlink>
+      <w:r>
+        <w:t xml:space="preserve"> ) Esta imersividade é ainda mais acentuada com o DoF onde o comportamento do utilizador ao olhar para um lado ou de andar é usado também no ambiente “real” onde se encontra. </w:t>
+      </w:r>
+    </w:p>
+    <w:p>
+      <w:pPr>
         <w:rPr>
           <w:b/>
           <w:bCs/>
         </w:rPr>
-        <w:t>of</w:t>
-      </w:r>
-      <w:proofErr w:type="spellEnd"/>
+      </w:pPr>
       <w:r>
         <w:rPr>
           <w:b/>
           <w:bCs/>
         </w:rPr>
+        <w:t>Metaverso</w:t>
+      </w:r>
+    </w:p>
+    <w:p>
+      <w:r>
+        <w:t xml:space="preserve">O metaverso tanto pode ser utilizado em VR ou VA. Nesta tecnologia o utilizador usa um avatar personalizado para interagir, trabalhar ou participar em eventos com outros utilizadores. Com objetivo de conectar as pessoas de uma forma mais imersiva do que a internet tradicional. </w:t>
+      </w:r>
+    </w:p>
+    <w:p>
+      <w:r>
+        <w:rPr>
+          <w:noProof/>
+        </w:rPr>
+        <w:lastRenderedPageBreak/>
+        <w:drawing>
+          <wp:inline distT="0" distB="0" distL="0" distR="0" wp14:anchorId="0599F07A" wp14:editId="53544DCF">
+            <wp:extent cx="5724525" cy="3219450"/>
+            <wp:effectExtent l="0" t="0" r="9525" b="0"/>
+            <wp:docPr id="1198661340" name="Picture 2"/>
+            <wp:cNvGraphicFramePr>
+              <a:graphicFrameLocks xmlns:a="http://schemas.openxmlformats.org/drawingml/2006/main" noChangeAspect="1"/>
+            </wp:cNvGraphicFramePr>
+            <a:graphic xmlns:a="http://schemas.openxmlformats.org/drawingml/2006/main">
+              <a:graphicData uri="http://schemas.openxmlformats.org/drawingml/2006/picture">
+                <pic:pic xmlns:pic="http://schemas.openxmlformats.org/drawingml/2006/picture">
+                  <pic:nvPicPr>
+                    <pic:cNvPr id="0" name="Picture 2"/>
+                    <pic:cNvPicPr>
+                      <a:picLocks noChangeAspect="1" noChangeArrowheads="1"/>
+                    </pic:cNvPicPr>
+                  </pic:nvPicPr>
+                  <pic:blipFill>
+                    <a:blip r:embed="rId9">
+                      <a:extLst>
+                        <a:ext uri="{28A0092B-C50C-407E-A947-70E740481C1C}">
+                          <a14:useLocalDpi xmlns:a14="http://schemas.microsoft.com/office/drawing/2010/main" val="0"/>
+                        </a:ext>
+                      </a:extLst>
+                    </a:blip>
+                    <a:srcRect/>
+                    <a:stretch>
+                      <a:fillRect/>
+                    </a:stretch>
+                  </pic:blipFill>
+                  <pic:spPr bwMode="auto">
+                    <a:xfrm>
+                      <a:off x="0" y="0"/>
+                      <a:ext cx="5724525" cy="3219450"/>
+                    </a:xfrm>
+                    <a:prstGeom prst="rect">
+                      <a:avLst/>
+                    </a:prstGeom>
+                    <a:noFill/>
+                    <a:ln>
+                      <a:noFill/>
+                    </a:ln>
+                  </pic:spPr>
+                </pic:pic>
+              </a:graphicData>
+            </a:graphic>
+          </wp:inline>
+        </w:drawing>
+      </w:r>
+    </w:p>
+    <w:p>
+      <w:pPr>
+        <w:rPr>
+          <w:lang w:val="en-GB"/>
+        </w:rPr>
+      </w:pPr>
+      <w:r>
+        <w:rPr>
+          <w:lang w:val="en-GB"/>
+        </w:rPr>
+        <w:t xml:space="preserve">(ref: </w:t>
+      </w:r>
+      <w:hyperlink r:id="rId10" w:history="1">
+        <w:r>
+          <w:rPr>
+            <w:rStyle w:val="Hyperlink"/>
+            <w:lang w:val="en-GB"/>
+          </w:rPr>
+          <w:t>https://tecnoblog.net/responde/o-que-e-o-metaverso-veja-para-que-serve-e-conheca-exemplos-de-mundos-virtuais/</w:t>
+        </w:r>
+      </w:hyperlink>
+      <w:r>
+        <w:rPr>
+          <w:lang w:val="en-GB"/>
+        </w:rPr>
         <w:t xml:space="preserve"> </w:t>
       </w:r>
-      <w:proofErr w:type="spellStart"/>
-      <w:r>
+      <w:r>
+        <w:rPr>
+          <w:lang w:val="en-GB"/>
+        </w:rPr>
+        <w:t>)</w:t>
+      </w:r>
+    </w:p>
+    <w:p>
+      <w:pPr>
         <w:rPr>
           <w:b/>
           <w:bCs/>
         </w:rPr>
-        <w:t>Freedom</w:t>
-      </w:r>
-      <w:proofErr w:type="spellEnd"/>
+      </w:pPr>
       <w:r>
         <w:rPr>
           <w:b/>
           <w:bCs/>
         </w:rPr>
-        <w:t xml:space="preserve"> (</w:t>
-      </w:r>
-      <w:proofErr w:type="spellStart"/>
-      <w:r>
-        <w:rPr>
-          <w:b/>
-          <w:bCs/>
-        </w:rPr>
-        <w:t>DoF</w:t>
-      </w:r>
-      <w:proofErr w:type="spellEnd"/>
-      <w:r>
-        <w:rPr>
-          <w:b/>
-          <w:bCs/>
-        </w:rPr>
-        <w:t>), Imersividade e</w:t>
-      </w:r>
-      <w:r>
-        <w:rPr>
-          <w:b/>
-          <w:bCs/>
-        </w:rPr>
-        <w:t xml:space="preserve"> </w:t>
-      </w:r>
-      <w:proofErr w:type="spellStart"/>
-      <w:r>
-        <w:rPr>
-          <w:b/>
-          <w:bCs/>
-        </w:rPr>
-        <w:t>Metaverso</w:t>
-      </w:r>
-      <w:proofErr w:type="spellEnd"/>
-    </w:p>
-    <w:p/>
-    <w:p>
-      <w:pPr>
-        <w:rPr>
-          <w:b/>
-          <w:bCs/>
-        </w:rPr>
-      </w:pPr>
-      <w:r>
-        <w:rPr>
-          <w:b/>
-          <w:bCs/>
-        </w:rPr>
         <w:t>Plataformas de desenvolvimento de Realidade Virtual</w:t>
       </w:r>
+    </w:p>
+    <w:p>
+      <w:r>
+        <w:t>Algumas das plataformas para desenvolver VR são:</w:t>
+      </w:r>
+    </w:p>
+    <w:p>
+      <w:r>
+        <w:t>Unity – Software de desenvolvimento de jogos que tem como jogo criar e implementar aplicativos 2D, 3D e de VR.</w:t>
+      </w:r>
+    </w:p>
+    <w:p>
+      <w:r>
+        <w:t>Concept3D – Mapeador e tour virtual 3D.</w:t>
+      </w:r>
+    </w:p>
+    <w:p>
+      <w:r>
+        <w:t>RealityMax – Metaverso para profissionais e uma plataforma de colaboração 3D</w:t>
+      </w:r>
+      <w:r>
+        <w:t>.</w:t>
+      </w:r>
+    </w:p>
+    <w:p>
+      <w:pPr>
+        <w:rPr>
+          <w:lang w:val="en-GB"/>
+        </w:rPr>
+      </w:pPr>
+      <w:r>
+        <w:rPr>
+          <w:lang w:val="en-GB"/>
+        </w:rPr>
+        <w:t xml:space="preserve">(ref: </w:t>
+      </w:r>
+      <w:hyperlink r:id="rId11" w:history="1">
+        <w:r>
+          <w:rPr>
+            <w:rStyle w:val="Hyperlink"/>
+            <w:lang w:val="en-GB"/>
+          </w:rPr>
+          <w:t>https://www.getapp.pt/directory/1787/vr/software</w:t>
+        </w:r>
+      </w:hyperlink>
+      <w:r>
+        <w:rPr>
+          <w:lang w:val="en-GB"/>
+        </w:rPr>
+        <w:t xml:space="preserve"> )</w:t>
+      </w:r>
+    </w:p>
+    <w:p>
+      <w:pPr>
+        <w:rPr>
+          <w:lang w:val="pt-BR"/>
+        </w:rPr>
+      </w:pPr>
+      <w:r>
+        <w:rPr>
+          <w:lang w:val="pt-BR"/>
+        </w:rPr>
+        <w:t xml:space="preserve">Unreal Engine – </w:t>
+      </w:r>
+      <w:r>
+        <w:rPr>
+          <w:lang w:val="pt-BR"/>
+        </w:rPr>
+        <w:t>Software de desenvo</w:t>
+      </w:r>
+      <w:r>
+        <w:rPr>
+          <w:lang w:val="pt-BR"/>
+        </w:rPr>
+        <w:t>lvimento de jogo igual ao Unity mas para jogos mais realistas.</w:t>
+      </w:r>
+    </w:p>
+    <w:p>
+      <w:pPr>
+        <w:rPr>
+          <w:lang w:val="pt-BR"/>
+        </w:rPr>
+      </w:pPr>
     </w:p>
     <w:sectPr>
       <w:pgSz w:w="11906" w:h="16838"/>
@@ -759,7 +1198,6 @@
   <w:style w:type="character" w:default="1" w:styleId="DefaultParagraphFont">
     <w:name w:val="Default Paragraph Font"/>
     <w:uiPriority w:val="1"/>
-    <w:semiHidden/>
     <w:unhideWhenUsed/>
   </w:style>
   <w:style w:type="table" w:default="1" w:styleId="TableNormal">
@@ -1084,6 +1522,29 @@
       <w:smallCaps/>
       <w:color w:val="0F4761" w:themeColor="accent1" w:themeShade="BF"/>
       <w:spacing w:val="5"/>
+    </w:rPr>
+  </w:style>
+  <w:style w:type="character" w:styleId="Hyperlink">
+    <w:name w:val="Hyperlink"/>
+    <w:basedOn w:val="DefaultParagraphFont"/>
+    <w:uiPriority w:val="99"/>
+    <w:unhideWhenUsed/>
+    <w:rsid w:val="007D6244"/>
+    <w:rPr>
+      <w:color w:val="467886" w:themeColor="hyperlink"/>
+      <w:u w:val="single"/>
+    </w:rPr>
+  </w:style>
+  <w:style w:type="character" w:styleId="UnresolvedMention">
+    <w:name w:val="Unresolved Mention"/>
+    <w:basedOn w:val="DefaultParagraphFont"/>
+    <w:uiPriority w:val="99"/>
+    <w:semiHidden/>
+    <w:unhideWhenUsed/>
+    <w:rsid w:val="007D6244"/>
+    <w:rPr>
+      <w:color w:val="605E5C"/>
+      <w:shd w:val="clear" w:color="auto" w:fill="E1DFDD"/>
     </w:rPr>
   </w:style>
 </w:styles>
